--- a/explanatory_note.docx
+++ b/explanatory_note.docx
@@ -1,30 +1,31 @@
 
 <file path=word/document.xml><?xml version="1.0" encoding="utf-8"?>
-<w:document xmlns:wpc="http://schemas.microsoft.com/office/word/2010/wordprocessingCanvas" xmlns:cx="http://schemas.microsoft.com/office/drawing/2014/chartex" xmlns:cx1="http://schemas.microsoft.com/office/drawing/2015/9/8/chartex" xmlns:cx2="http://schemas.microsoft.com/office/drawing/2015/10/21/chartex" xmlns:cx3="http://schemas.microsoft.com/office/drawing/2016/5/9/chartex" xmlns:cx4="http://schemas.microsoft.com/office/drawing/2016/5/10/chartex" xmlns:cx5="http://schemas.microsoft.com/office/drawing/2016/5/11/chartex" xmlns:cx6="http://schemas.microsoft.com/office/drawing/2016/5/12/chartex" xmlns:cx7="http://schemas.microsoft.com/office/drawing/2016/5/13/chartex" xmlns:cx8="http://schemas.microsoft.com/office/drawing/2016/5/14/chartex" xmlns:mc="http://schemas.openxmlformats.org/markup-compatibility/2006" xmlns:aink="http://schemas.microsoft.com/office/drawing/2016/ink" xmlns:am3d="http://schemas.microsoft.com/office/drawing/2017/model3d" xmlns:o="urn:schemas-microsoft-com:office:office" xmlns:r="http://schemas.openxmlformats.org/officeDocument/2006/relationships" xmlns:m="http://schemas.openxmlformats.org/officeDocument/2006/math" xmlns:v="urn:schemas-microsoft-com:vml" xmlns:wp14="http://schemas.microsoft.com/office/word/2010/wordprocessingDrawing" xmlns:wp="http://schemas.openxmlformats.org/drawingml/2006/wordprocessingDrawing" xmlns:w10="urn:schemas-microsoft-com:office:word" xmlns:w="http://schemas.openxmlformats.org/wordprocessingml/2006/main" xmlns:w14="http://schemas.microsoft.com/office/word/2010/wordml" xmlns:w15="http://schemas.microsoft.com/office/word/2012/wordml" xmlns:w16cex="http://schemas.microsoft.com/office/word/2018/wordml/cex" xmlns:w16cid="http://schemas.microsoft.com/office/word/2016/wordml/cid" xmlns:w16="http://schemas.microsoft.com/office/word/2018/wordml" xmlns:w16sdtdh="http://schemas.microsoft.com/office/word/2020/wordml/sdtdatahash" xmlns:w16se="http://schemas.microsoft.com/office/word/2015/wordml/symex" xmlns:wpg="http://schemas.microsoft.com/office/word/2010/wordprocessingGroup" xmlns:wpi="http://schemas.microsoft.com/office/word/2010/wordprocessingInk" xmlns:wne="http://schemas.microsoft.com/office/word/2006/wordml" xmlns:wps="http://schemas.microsoft.com/office/word/2010/wordprocessingShape" mc:Ignorable="w14 w15 w16se w16cid w16 w16cex w16sdtdh wp14">
-  <w:body>
-    <w:p>
+<w:document xmlns:w14="http://schemas.microsoft.com/office/word/2010/wordml" xmlns:w="http://schemas.openxmlformats.org/wordprocessingml/2006/main" xmlns:vyd="http://volga.yandex.com/schemas/document/model" xmlns:mc="http://schemas.openxmlformats.org/markup-compatibility/2006" w:conformance="transitional" mc:Ignorable="vyd">
+  <w:background/>
+  <w:body vyd:_id="vyd:00000000000001">
+    <w:p vyd:_id="vyd:0000000000000m">
       <w:pPr>
         <w:pStyle w:val="1"/>
-        <w:ind w:left="-566"/>
+        <w:ind w:start="-566"/>
         <w:jc w:val="center"/>
         <w:rPr>
           <w:rFonts w:ascii="Times New Roman" w:hAnsi="Times New Roman"/>
-          <w:b/>
           <w:sz w:val="48"/>
+          <w:b w:val="1"/>
         </w:rPr>
       </w:pPr>
       <w:r>
         <w:rPr>
           <w:rFonts w:ascii="Times New Roman" w:hAnsi="Times New Roman"/>
-          <w:b/>
           <w:sz w:val="48"/>
-        </w:rPr>
-        <w:t>Пояснительная записка</w:t>
+          <w:b w:val="1"/>
+        </w:rPr>
+        <w:t vyd:_id="vyd:0000000000000n">Пояснительная записка</w:t>
       </w:r>
     </w:p>
-    <w:p>
+    <w:p vyd:_id="vyd:0000000000000h">
       <w:pPr>
-        <w:ind w:left="-566"/>
+        <w:ind w:start="-566"/>
         <w:rPr>
           <w:rFonts w:ascii="Times New Roman" w:hAnsi="Times New Roman"/>
           <w:sz w:val="44"/>
@@ -33,38 +34,36 @@
       <w:r>
         <w:rPr>
           <w:rFonts w:ascii="Times New Roman" w:hAnsi="Times New Roman"/>
-          <w:b/>
-          <w:sz w:val="44"/>
-        </w:rPr>
-        <w:t>Название игры</w:t>
-      </w:r>
-      <w:r>
-        <w:rPr>
-          <w:rFonts w:ascii="Times New Roman" w:hAnsi="Times New Roman"/>
-          <w:sz w:val="44"/>
-        </w:rPr>
-        <w:t xml:space="preserve">: </w:t>
-      </w:r>
-      <w:proofErr w:type="spellStart"/>
-      <w:r>
-        <w:rPr>
-          <w:rFonts w:ascii="Times New Roman" w:hAnsi="Times New Roman"/>
-          <w:sz w:val="44"/>
-        </w:rPr>
-        <w:t>Seeker</w:t>
-      </w:r>
-      <w:proofErr w:type="spellEnd"/>
-      <w:r>
-        <w:rPr>
-          <w:rFonts w:ascii="Times New Roman" w:hAnsi="Times New Roman"/>
-          <w:sz w:val="44"/>
-        </w:rPr>
-        <w:t xml:space="preserve"> Knight</w:t>
+          <w:sz w:val="44"/>
+          <w:b w:val="1"/>
+        </w:rPr>
+        <w:t vyd:_id="vyd:0000000000000l">Название игры</w:t>
+      </w:r>
+      <w:r>
+        <w:rPr>
+          <w:rFonts w:ascii="Times New Roman" w:hAnsi="Times New Roman"/>
+          <w:sz w:val="44"/>
+        </w:rPr>
+        <w:t vyd:_id="vyd:0000000000000k" xml:space="preserve">: </w:t>
+      </w:r>
+      <w:r>
+        <w:rPr>
+          <w:rFonts w:ascii="Times New Roman" w:hAnsi="Times New Roman"/>
+          <w:sz w:val="44"/>
+        </w:rPr>
+        <w:t vyd:_id="vyd:0000000000000j">Seeker</w:t>
+      </w:r>
+      <w:r>
+        <w:rPr>
+          <w:rFonts w:ascii="Times New Roman" w:hAnsi="Times New Roman"/>
+          <w:sz w:val="44"/>
+        </w:rPr>
+        <w:t vyd:_id="vyd:0000000000000i" xml:space="preserve"> Knight</w:t>
       </w:r>
     </w:p>
-    <w:p>
+    <w:p vyd:_id="vyd:0000000000000b">
       <w:pPr>
-        <w:ind w:left="-566"/>
+        <w:ind w:start="-566"/>
         <w:rPr>
           <w:rFonts w:ascii="Times New Roman" w:hAnsi="Times New Roman"/>
           <w:sz w:val="44"/>
@@ -73,43 +72,43 @@
       <w:r>
         <w:rPr>
           <w:rFonts w:ascii="Times New Roman" w:hAnsi="Times New Roman"/>
-          <w:b/>
-          <w:sz w:val="44"/>
-        </w:rPr>
-        <w:t>Цель игры</w:t>
-      </w:r>
-      <w:r>
-        <w:rPr>
-          <w:rFonts w:ascii="Times New Roman" w:hAnsi="Times New Roman"/>
-          <w:sz w:val="44"/>
-        </w:rPr>
-        <w:t xml:space="preserve"> заключается в том, что</w:t>
-      </w:r>
-      <w:r>
-        <w:rPr>
-          <w:rFonts w:ascii="Times New Roman" w:hAnsi="Times New Roman"/>
-          <w:sz w:val="44"/>
-        </w:rPr>
-        <w:t>бы пройти все уровни (комнаты) и одолеть босса.</w:t>
-      </w:r>
-      <w:r>
-        <w:rPr>
-          <w:rFonts w:ascii="Times New Roman" w:hAnsi="Times New Roman"/>
-          <w:sz w:val="44"/>
-        </w:rPr>
-        <w:t xml:space="preserve"> </w:t>
-      </w:r>
-      <w:r>
-        <w:rPr>
-          <w:rFonts w:ascii="Times New Roman" w:hAnsi="Times New Roman"/>
-          <w:sz w:val="44"/>
-        </w:rPr>
-        <w:t>После прохождения уровня, игроку дается ключ. Когда он соберет 7 ключей, ему будет доступен финальный уровень.</w:t>
+          <w:sz w:val="44"/>
+          <w:b w:val="1"/>
+        </w:rPr>
+        <w:t vyd:_id="vyd:0000000000000g">Цель игры</w:t>
+      </w:r>
+      <w:r>
+        <w:rPr>
+          <w:rFonts w:ascii="Times New Roman" w:hAnsi="Times New Roman"/>
+          <w:sz w:val="44"/>
+        </w:rPr>
+        <w:t vyd:_id="vyd:0000000000000f" xml:space="preserve"> заключается в том, что</w:t>
+      </w:r>
+      <w:r>
+        <w:rPr>
+          <w:rFonts w:ascii="Times New Roman" w:hAnsi="Times New Roman"/>
+          <w:sz w:val="44"/>
+        </w:rPr>
+        <w:t vyd:_id="vyd:0000000000000e">бы пройти все уровни (комнаты) и одолеть босса.</w:t>
+      </w:r>
+      <w:r>
+        <w:rPr>
+          <w:rFonts w:ascii="Times New Roman" w:hAnsi="Times New Roman"/>
+          <w:sz w:val="44"/>
+        </w:rPr>
+        <w:t vyd:_id="vyd:0000000000000d" xml:space="preserve"> </w:t>
+      </w:r>
+      <w:r>
+        <w:rPr>
+          <w:rFonts w:ascii="Times New Roman" w:hAnsi="Times New Roman"/>
+          <w:sz w:val="44"/>
+        </w:rPr>
+        <w:t vyd:_id="vyd:0000000000000c">После прохождения уровня, игроку дается ключ. Когда он соберет 7 ключей, ему будет доступен финальный уровень.</w:t>
       </w:r>
     </w:p>
-    <w:p>
+    <w:p vyd:_id="vyd:00000000000009">
       <w:pPr>
-        <w:ind w:left="-566"/>
+        <w:ind w:start="-566"/>
         <w:rPr>
           <w:rFonts w:ascii="Times New Roman" w:hAnsi="Times New Roman"/>
           <w:sz w:val="44"/>
@@ -119,13 +118,98 @@
         <w:rPr>
           <w:rFonts w:ascii="Times New Roman" w:hAnsi="Times New Roman"/>
           <w:sz w:val="44"/>
-        </w:rPr>
-        <w:t>(дальше описание подробное)</w:t>
+          <w:b w:val="1"/>
+        </w:rPr>
+        <w:t vyd:_id="vyd:00000000000008">Ход выполнения игры</w:t>
+      </w:r>
+      <w:r>
+        <w:rPr>
+          <w:rFonts w:ascii="Times New Roman" w:hAnsi="Times New Roman"/>
+          <w:sz w:val="44"/>
+        </w:rPr>
+        <w:t vyd:_id="vyd:00000000000007" xml:space="preserve">: </w:t>
+      </w:r>
+      <w:r>
+        <w:rPr>
+          <w:rFonts w:ascii="Times New Roman" w:hAnsi="Times New Roman"/>
+          <w:sz w:val="44"/>
+        </w:rPr>
+        <w:t vyd:_id="vyd:mklm63lto8hlww" xml:space="preserve">При запуске игры появляется главное меню с возможностями: </w:t>
+      </w:r>
+      <w:r>
+        <w:rPr>
+          <w:rFonts w:ascii="Times New Roman" w:hAnsi="Times New Roman"/>
+          <w:sz w:val="44"/>
+        </w:rPr>
+        <w:t vyd:_id="vyd:mklm63ltnne36k">Новая игра</w:t>
+      </w:r>
+      <w:r>
+        <w:rPr>
+          <w:rFonts w:ascii="Times New Roman" w:hAnsi="Times New Roman"/>
+          <w:sz w:val="44"/>
+        </w:rPr>
+        <w:t vyd:_id="vyd:mklm63ltsygajo" xml:space="preserve">, </w:t>
+      </w:r>
+      <w:r>
+        <w:rPr>
+          <w:rFonts w:ascii="Times New Roman" w:hAnsi="Times New Roman"/>
+          <w:sz w:val="44"/>
+        </w:rPr>
+        <w:t vyd:_id="vyd:mklm63lthoy5k8">Загрузить игру</w:t>
+      </w:r>
+      <w:r>
+        <w:rPr>
+          <w:rFonts w:ascii="Times New Roman" w:hAnsi="Times New Roman"/>
+          <w:sz w:val="44"/>
+        </w:rPr>
+        <w:t vyd:_id="vyd:mklm63ls4tueto" xml:space="preserve"> и </w:t>
+      </w:r>
+      <w:r>
+        <w:rPr>
+          <w:rFonts w:ascii="Times New Roman" w:hAnsi="Times New Roman"/>
+          <w:sz w:val="44"/>
+        </w:rPr>
+        <w:t vyd:_id="vyd:mklm63lsr75su5">Выход</w:t>
+      </w:r>
+      <w:r>
+        <w:rPr>
+          <w:rFonts w:ascii="Times New Roman" w:hAnsi="Times New Roman"/>
+          <w:sz w:val="44"/>
+        </w:rPr>
+        <w:t vyd:_id="vyd:mklm63lstkrz88">.</w:t>
+      </w:r>
+      <w:r>
+        <w:rPr>
+          <w:rFonts w:ascii="Times New Roman" w:hAnsi="Times New Roman"/>
+          <w:sz w:val="44"/>
+        </w:rPr>
+        <w:br w:type="textWrapping" vyd:_id="vyd:mklm63lsvnwu97"/>
+      </w:r>
+      <w:r>
+        <w:rPr>
+          <w:rFonts w:ascii="Times New Roman" w:hAnsi="Times New Roman"/>
+          <w:sz w:val="44"/>
+        </w:rPr>
+        <w:t vyd:_id="vyd:mklm63lrl0cs7w" xml:space="preserve">При выборе пункта </w:t>
+      </w:r>
+      <w:r>
+        <w:rPr>
+          <w:rFonts w:ascii="Times New Roman" w:hAnsi="Times New Roman"/>
+          <w:sz w:val="44"/>
+        </w:rPr>
+        <w:t vyd:_id="vyd:mklm63lrkje91p">Новая игра</w:t>
+      </w:r>
+      <w:r>
+        <w:rPr>
+          <w:rFonts w:ascii="Times New Roman" w:hAnsi="Times New Roman"/>
+          <w:sz w:val="44"/>
+        </w:rPr>
+        <w:t vyd:_id="vyd:mklm63lr46jmhw" xml:space="preserve"> игра начинается с эпилога, в котором раскрывается предыстория героя (рыцаря), его цель и причина появления в замке. Далее игрок перемещается по трём этажам замка, заходя в комнаты, взаимодействуя с объектами, читая диалоги и решая головоломки.</w:t>
       </w:r>
     </w:p>
-    <w:p>
+    <w:p vyd:_id="vyd:mklm7u19gzu6r3">
       <w:pPr>
-        <w:ind w:left="-566"/>
+        <w:ind w:start="-566"/>
         <w:rPr>
           <w:rFonts w:ascii="Times New Roman" w:hAnsi="Times New Roman"/>
           <w:sz w:val="44"/>
@@ -134,22 +218,14 @@
       <w:r>
         <w:rPr>
           <w:rFonts w:ascii="Times New Roman" w:hAnsi="Times New Roman"/>
-          <w:b/>
-          <w:sz w:val="44"/>
-        </w:rPr>
-        <w:t>Ход выполнения игры</w:t>
-      </w:r>
-      <w:r>
-        <w:rPr>
-          <w:rFonts w:ascii="Times New Roman" w:hAnsi="Times New Roman"/>
-          <w:sz w:val="44"/>
-        </w:rPr>
-        <w:t>: ...</w:t>
+          <w:sz w:val="44"/>
+        </w:rPr>
+        <w:t vyd:_id="vyd:mklm7u17h70693">Всего в игре предусмотрено 7 комнат, каждая из которых необходима для получения ключа.</w:t>
       </w:r>
     </w:p>
-    <w:p>
+    <w:p vyd:_id="vyd:mklm709nrmkdjs">
       <w:pPr>
-        <w:ind w:left="-566"/>
+        <w:ind w:start="-566"/>
         <w:rPr>
           <w:rFonts w:ascii="Times New Roman" w:hAnsi="Times New Roman"/>
           <w:sz w:val="44"/>
@@ -158,23 +234,91 @@
       <w:r>
         <w:rPr>
           <w:rFonts w:ascii="Times New Roman" w:hAnsi="Times New Roman"/>
-          <w:b/>
-          <w:sz w:val="44"/>
-        </w:rPr>
-        <w:t>Итоги игры</w:t>
-      </w:r>
-      <w:r>
-        <w:rPr>
-          <w:rFonts w:ascii="Times New Roman" w:hAnsi="Times New Roman"/>
-          <w:sz w:val="44"/>
-        </w:rPr>
-        <w:t>: реализована игра, в которой...</w:t>
+          <w:sz w:val="44"/>
+        </w:rPr>
+        <w:t vyd:_id="vyd:mklm63lrdw9pmp" xml:space="preserve">Во время игры доступно меню паузы, вызываемое клавишей </w:t>
+      </w:r>
+      <w:r>
+        <w:rPr>
+          <w:rFonts w:ascii="Times New Roman" w:hAnsi="Times New Roman"/>
+          <w:sz w:val="44"/>
+        </w:rPr>
+        <w:t vyd:_id="vyd:mklm63lqeokhci">Escape</w:t>
+      </w:r>
+      <w:r>
+        <w:rPr>
+          <w:rFonts w:ascii="Times New Roman" w:hAnsi="Times New Roman"/>
+          <w:sz w:val="44"/>
+        </w:rPr>
+        <w:t vyd:_id="vyd:mklm63lqmb70kn">, позволяющее сохранить прогресс или выйти в главное меню. Сохранения выполняются в специальные слоты и хранятся в текстовом файле.</w:t>
+      </w:r>
+      <w:r>
+        <w:rPr>
+          <w:rFonts w:ascii="Times New Roman" w:hAnsi="Times New Roman"/>
+          <w:sz w:val="44"/>
+        </w:rPr>
+        <w:br w:type="textWrapping" vyd:_id="vyd:mklm63lqpqaomt"/>
+      </w:r>
+      <w:r>
+        <w:rPr>
+          <w:rFonts w:ascii="Times New Roman" w:hAnsi="Times New Roman"/>
+          <w:sz w:val="44"/>
+        </w:rPr>
+        <w:t vyd:_id="vyd:mklm63lqaxzrua" xml:space="preserve">При выборе пункта </w:t>
+      </w:r>
+      <w:r>
+        <w:rPr>
+          <w:rFonts w:ascii="Times New Roman" w:hAnsi="Times New Roman"/>
+          <w:sz w:val="44"/>
+        </w:rPr>
+        <w:t vyd:_id="vyd:mklm63lpp3owkk">Загрузить игру</w:t>
+      </w:r>
+      <w:r>
+        <w:rPr>
+          <w:rFonts w:ascii="Times New Roman" w:hAnsi="Times New Roman"/>
+          <w:sz w:val="44"/>
+        </w:rPr>
+        <w:t vyd:_id="vyd:mklm63lpm3no2t" xml:space="preserve"> происходит загрузка сохранённых данных из выбранного слота, включая состояние инвентаря и текущую локацию.</w:t>
       </w:r>
     </w:p>
-    <w:sectPr>
-      <w:pgSz w:w="11907" w:h="16840"/>
-      <w:pgMar w:top="1134" w:right="851" w:bottom="1134" w:left="1701" w:header="709" w:footer="709" w:gutter="0"/>
-      <w:cols w:space="708"/>
+    <w:p vyd:_id="vyd:mklm6tgjc2xaon">
+      <w:pPr>
+        <w:ind w:start="-566"/>
+        <w:rPr>
+          <w:rFonts w:ascii="Times New Roman" w:hAnsi="Times New Roman"/>
+          <w:sz w:val="44"/>
+        </w:rPr>
+      </w:pPr>
+      <w:r>
+        <w:rPr>
+          <w:rFonts w:ascii="Times New Roman" w:hAnsi="Times New Roman"/>
+          <w:sz w:val="44"/>
+          <w:b w:val="1"/>
+        </w:rPr>
+        <w:t vyd:_id="vyd:00000000000005">Итоги игры</w:t>
+      </w:r>
+      <w:r>
+        <w:rPr>
+          <w:rFonts w:ascii="Times New Roman" w:hAnsi="Times New Roman"/>
+          <w:sz w:val="44"/>
+        </w:rPr>
+        <w:t vyd:_id="vyd:00000000000004" xml:space="preserve">: </w:t>
+      </w:r>
+      <w:r>
+        <w:rPr>
+          <w:rFonts w:ascii="Times New Roman" w:hAnsi="Times New Roman"/>
+          <w:sz w:val="44"/>
+        </w:rPr>
+        <w:t vyd:_id="vyd:mklmdt1kjfkspv">Реализована сюжетная игра в жанре приключений, включающая систему уровней, сбор ключей, диалоги, головоломки и сохранение прогресса. По завершении прохождения выводится финальное окно с результатами игры, где все действия и взаимодействия героя переводятся в очки и отображаются на экране. Игроку предоставляется возможность вернуться в главное меню или начать игру заново.</w:t>
+      </w:r>
+    </w:p>
+    <w:sectPr vyd:_id="vyd:00000000000002">
+      <w:type w:val="nextPage"/>
+      <w:pgSz w:w="11907" w:h="16840" w:orient="portrait"/>
+      <w:pgMar w:top="1134" w:right="851" w:bottom="778.8" w:left="1701" w:header="709" w:footer="709" w:gutter="0"/>
+      <w:cols w:equalWidth="1" w:space="708" w:sep="0"/>
+      <w:vAlign w:val="top"/>
+      <w:titlePg w:val="0"/>
       <w:docGrid w:linePitch="360"/>
     </w:sectPr>
   </w:body>
@@ -182,14 +326,14 @@
 </file>
 
 <file path=word/styles.xml><?xml version="1.0" encoding="utf-8"?>
-<w:styles xmlns:mc="http://schemas.openxmlformats.org/markup-compatibility/2006" xmlns:r="http://schemas.openxmlformats.org/officeDocument/2006/relationships" xmlns:w="http://schemas.openxmlformats.org/wordprocessingml/2006/main" xmlns:w14="http://schemas.microsoft.com/office/word/2010/wordml" xmlns:w15="http://schemas.microsoft.com/office/word/2012/wordml" xmlns:w16cex="http://schemas.microsoft.com/office/word/2018/wordml/cex" xmlns:w16cid="http://schemas.microsoft.com/office/word/2016/wordml/cid" xmlns:w16="http://schemas.microsoft.com/office/word/2018/wordml" xmlns:w16sdtdh="http://schemas.microsoft.com/office/word/2020/wordml/sdtdatahash" xmlns:w16se="http://schemas.microsoft.com/office/word/2015/wordml/symex" mc:Ignorable="w14 w15 w16se w16cid w16 w16cex w16sdtdh">
+<w:styles xmlns:w="http://schemas.openxmlformats.org/wordprocessingml/2006/main" xmlns:w14="http://schemas.microsoft.com/office/word/2010/wordml">
   <w:docDefaults>
     <w:rPrDefault>
       <w:rPr>
-        <w:rFonts w:ascii="Arial" w:eastAsia="Times New Roman" w:hAnsi="Arial" w:cs="Arial"/>
+        <w:rFonts w:ascii="Arial" w:hAnsi="Arial" w:eastAsia="Times New Roman" w:cs="Arial"/>
         <w:sz w:val="22"/>
+        <w:lang w:val="ru-RU"/>
         <w:szCs w:val="22"/>
-        <w:lang w:val="ru-RU" w:eastAsia="ru-RU" w:bidi="ar-SA"/>
         <w14:ligatures w14:val="standardContextual"/>
       </w:rPr>
     </w:rPrDefault>
@@ -199,17 +343,139 @@
       </w:pPr>
     </w:pPrDefault>
   </w:docDefaults>
-  <w:latentStyles w:defLockedState="0" w:defUIPriority="0" w:defSemiHidden="0" w:defUnhideWhenUsed="0" w:defQFormat="0" w:count="376">
-    <w:lsdException w:name="Normal" w:qFormat="1"/>
+  <w:latentStyles w:defUIPriority="0" w:count="376">
+    <w:lsdException w:name="annotation reference" w:semiHidden="1" w:unhideWhenUsed="1"/>
+    <w:lsdException w:name="annotation subject" w:semiHidden="1" w:unhideWhenUsed="1"/>
+    <w:lsdException w:name="annotation text" w:semiHidden="1" w:unhideWhenUsed="1"/>
+    <w:lsdException w:name="Balloon Text" w:semiHidden="1" w:unhideWhenUsed="1"/>
+    <w:lsdException w:name="Bibliography" w:uiPriority="37" w:semiHidden="1" w:unhideWhenUsed="1"/>
+    <w:lsdException w:name="Block Text" w:semiHidden="1" w:unhideWhenUsed="1"/>
+    <w:lsdException w:name="Body Text" w:semiHidden="1" w:unhideWhenUsed="1"/>
+    <w:lsdException w:name="Body Text 2" w:semiHidden="1" w:unhideWhenUsed="1"/>
+    <w:lsdException w:name="Body Text 3" w:semiHidden="1" w:unhideWhenUsed="1"/>
+    <w:lsdException w:name="Body Text First Indent" w:semiHidden="1" w:unhideWhenUsed="1"/>
+    <w:lsdException w:name="Body Text First Indent 2" w:semiHidden="1" w:unhideWhenUsed="1"/>
+    <w:lsdException w:name="Body Text Indent" w:semiHidden="1" w:unhideWhenUsed="1"/>
+    <w:lsdException w:name="Body Text Indent 2" w:semiHidden="1" w:unhideWhenUsed="1"/>
+    <w:lsdException w:name="Body Text Indent 3" w:semiHidden="1" w:unhideWhenUsed="1"/>
+    <w:lsdException w:name="Book Title" w:uiPriority="33" w:qFormat="1"/>
+    <w:lsdException w:name="caption" w:uiPriority="35" w:semiHidden="1" w:unhideWhenUsed="1" w:qFormat="1"/>
+    <w:lsdException w:name="Closing" w:semiHidden="1" w:unhideWhenUsed="1"/>
+    <w:lsdException w:name="Colorful Grid" w:uiPriority="73"/>
+    <w:lsdException w:name="Colorful Grid Accent 1" w:uiPriority="73"/>
+    <w:lsdException w:name="Colorful Grid Accent 2" w:uiPriority="73"/>
+    <w:lsdException w:name="Colorful Grid Accent 3" w:uiPriority="73"/>
+    <w:lsdException w:name="Colorful Grid Accent 4" w:uiPriority="73"/>
+    <w:lsdException w:name="Colorful Grid Accent 5" w:uiPriority="73"/>
+    <w:lsdException w:name="Colorful Grid Accent 6" w:uiPriority="73"/>
+    <w:lsdException w:name="Colorful List" w:uiPriority="72"/>
+    <w:lsdException w:name="Colorful List Accent 1" w:uiPriority="72"/>
+    <w:lsdException w:name="Colorful List Accent 2" w:uiPriority="72"/>
+    <w:lsdException w:name="Colorful List Accent 3" w:uiPriority="72"/>
+    <w:lsdException w:name="Colorful List Accent 4" w:uiPriority="72"/>
+    <w:lsdException w:name="Colorful List Accent 5" w:uiPriority="72"/>
+    <w:lsdException w:name="Colorful List Accent 6" w:uiPriority="72"/>
+    <w:lsdException w:name="Colorful Shading" w:uiPriority="71"/>
+    <w:lsdException w:name="Colorful Shading Accent 1" w:uiPriority="71"/>
+    <w:lsdException w:name="Colorful Shading Accent 2" w:uiPriority="71"/>
+    <w:lsdException w:name="Colorful Shading Accent 3" w:uiPriority="71"/>
+    <w:lsdException w:name="Colorful Shading Accent 4" w:uiPriority="71"/>
+    <w:lsdException w:name="Colorful Shading Accent 5" w:uiPriority="71"/>
+    <w:lsdException w:name="Colorful Shading Accent 6" w:uiPriority="71"/>
+    <w:lsdException w:name="Dark List" w:uiPriority="70"/>
+    <w:lsdException w:name="Dark List Accent 1" w:uiPriority="70"/>
+    <w:lsdException w:name="Dark List Accent 2" w:uiPriority="70"/>
+    <w:lsdException w:name="Dark List Accent 3" w:uiPriority="70"/>
+    <w:lsdException w:name="Dark List Accent 4" w:uiPriority="70"/>
+    <w:lsdException w:name="Dark List Accent 5" w:uiPriority="70"/>
+    <w:lsdException w:name="Dark List Accent 6" w:uiPriority="70"/>
+    <w:lsdException w:name="Date" w:semiHidden="1" w:unhideWhenUsed="1"/>
+    <w:lsdException w:name="Default Paragraph Font" w:uiPriority="1" w:semiHidden="1" w:unhideWhenUsed="1"/>
+    <w:lsdException w:name="Document Map" w:semiHidden="1" w:unhideWhenUsed="1"/>
+    <w:lsdException w:name="E-mail Signature" w:semiHidden="1" w:unhideWhenUsed="1"/>
+    <w:lsdException w:name="Emphasis" w:uiPriority="20" w:qFormat="1"/>
+    <w:lsdException w:name="endnote reference" w:semiHidden="1" w:unhideWhenUsed="1"/>
+    <w:lsdException w:name="endnote text" w:semiHidden="1" w:unhideWhenUsed="1"/>
+    <w:lsdException w:name="envelope address" w:semiHidden="1" w:unhideWhenUsed="1"/>
+    <w:lsdException w:name="envelope return" w:semiHidden="1" w:unhideWhenUsed="1"/>
+    <w:lsdException w:name="FollowedHyperlink" w:semiHidden="1" w:unhideWhenUsed="1"/>
+    <w:lsdException w:name="footer" w:semiHidden="1" w:unhideWhenUsed="1"/>
+    <w:lsdException w:name="footnote reference" w:semiHidden="1" w:unhideWhenUsed="1"/>
+    <w:lsdException w:name="footnote text" w:semiHidden="1" w:unhideWhenUsed="1"/>
+    <w:lsdException w:name="Grid Table 1 Light" w:uiPriority="46"/>
+    <w:lsdException w:name="Grid Table 1 Light Accent 1" w:uiPriority="46"/>
+    <w:lsdException w:name="Grid Table 1 Light Accent 2" w:uiPriority="46"/>
+    <w:lsdException w:name="Grid Table 1 Light Accent 3" w:uiPriority="46"/>
+    <w:lsdException w:name="Grid Table 1 Light Accent 4" w:uiPriority="46"/>
+    <w:lsdException w:name="Grid Table 1 Light Accent 5" w:uiPriority="46"/>
+    <w:lsdException w:name="Grid Table 1 Light Accent 6" w:uiPriority="46"/>
+    <w:lsdException w:name="Grid Table 2" w:uiPriority="47"/>
+    <w:lsdException w:name="Grid Table 2 Accent 1" w:uiPriority="47"/>
+    <w:lsdException w:name="Grid Table 2 Accent 2" w:uiPriority="47"/>
+    <w:lsdException w:name="Grid Table 2 Accent 3" w:uiPriority="47"/>
+    <w:lsdException w:name="Grid Table 2 Accent 4" w:uiPriority="47"/>
+    <w:lsdException w:name="Grid Table 2 Accent 5" w:uiPriority="47"/>
+    <w:lsdException w:name="Grid Table 2 Accent 6" w:uiPriority="47"/>
+    <w:lsdException w:name="Grid Table 3" w:uiPriority="48"/>
+    <w:lsdException w:name="Grid Table 3 Accent 1" w:uiPriority="48"/>
+    <w:lsdException w:name="Grid Table 3 Accent 2" w:uiPriority="48"/>
+    <w:lsdException w:name="Grid Table 3 Accent 3" w:uiPriority="48"/>
+    <w:lsdException w:name="Grid Table 3 Accent 4" w:uiPriority="48"/>
+    <w:lsdException w:name="Grid Table 3 Accent 5" w:uiPriority="48"/>
+    <w:lsdException w:name="Grid Table 3 Accent 6" w:uiPriority="48"/>
+    <w:lsdException w:name="Grid Table 4" w:uiPriority="49"/>
+    <w:lsdException w:name="Grid Table 4 Accent 1" w:uiPriority="49"/>
+    <w:lsdException w:name="Grid Table 4 Accent 2" w:uiPriority="49"/>
+    <w:lsdException w:name="Grid Table 4 Accent 3" w:uiPriority="49"/>
+    <w:lsdException w:name="Grid Table 4 Accent 4" w:uiPriority="49"/>
+    <w:lsdException w:name="Grid Table 4 Accent 5" w:uiPriority="49"/>
+    <w:lsdException w:name="Grid Table 4 Accent 6" w:uiPriority="49"/>
+    <w:lsdException w:name="Grid Table 5 Dark" w:uiPriority="50"/>
+    <w:lsdException w:name="Grid Table 5 Dark Accent 1" w:uiPriority="50"/>
+    <w:lsdException w:name="Grid Table 5 Dark Accent 2" w:uiPriority="50"/>
+    <w:lsdException w:name="Grid Table 5 Dark Accent 3" w:uiPriority="50"/>
+    <w:lsdException w:name="Grid Table 5 Dark Accent 4" w:uiPriority="50"/>
+    <w:lsdException w:name="Grid Table 5 Dark Accent 5" w:uiPriority="50"/>
+    <w:lsdException w:name="Grid Table 5 Dark Accent 6" w:uiPriority="50"/>
+    <w:lsdException w:name="Grid Table 6 Colorful" w:uiPriority="51"/>
+    <w:lsdException w:name="Grid Table 6 Colorful Accent 1" w:uiPriority="51"/>
+    <w:lsdException w:name="Grid Table 6 Colorful Accent 2" w:uiPriority="51"/>
+    <w:lsdException w:name="Grid Table 6 Colorful Accent 3" w:uiPriority="51"/>
+    <w:lsdException w:name="Grid Table 6 Colorful Accent 4" w:uiPriority="51"/>
+    <w:lsdException w:name="Grid Table 6 Colorful Accent 5" w:uiPriority="51"/>
+    <w:lsdException w:name="Grid Table 6 Colorful Accent 6" w:uiPriority="51"/>
+    <w:lsdException w:name="Grid Table 7 Colorful" w:uiPriority="52"/>
+    <w:lsdException w:name="Grid Table 7 Colorful Accent 1" w:uiPriority="52"/>
+    <w:lsdException w:name="Grid Table 7 Colorful Accent 2" w:uiPriority="52"/>
+    <w:lsdException w:name="Grid Table 7 Colorful Accent 3" w:uiPriority="52"/>
+    <w:lsdException w:name="Grid Table 7 Colorful Accent 4" w:uiPriority="52"/>
+    <w:lsdException w:name="Grid Table 7 Colorful Accent 5" w:uiPriority="52"/>
+    <w:lsdException w:name="Grid Table 7 Colorful Accent 6" w:uiPriority="52"/>
+    <w:lsdException w:name="Grid Table Light" w:uiPriority="40"/>
+    <w:lsdException w:name="Hashtag" w:semiHidden="1" w:unhideWhenUsed="1"/>
+    <w:lsdException w:name="header" w:semiHidden="1" w:unhideWhenUsed="1"/>
     <w:lsdException w:name="heading 1" w:uiPriority="9" w:qFormat="1"/>
-    <w:lsdException w:name="heading 2" w:semiHidden="1" w:uiPriority="9" w:unhideWhenUsed="1" w:qFormat="1"/>
-    <w:lsdException w:name="heading 3" w:semiHidden="1" w:uiPriority="9" w:unhideWhenUsed="1" w:qFormat="1"/>
-    <w:lsdException w:name="heading 4" w:semiHidden="1" w:uiPriority="9" w:unhideWhenUsed="1" w:qFormat="1"/>
-    <w:lsdException w:name="heading 5" w:semiHidden="1" w:uiPriority="9" w:unhideWhenUsed="1" w:qFormat="1"/>
-    <w:lsdException w:name="heading 6" w:semiHidden="1" w:uiPriority="9" w:unhideWhenUsed="1" w:qFormat="1"/>
-    <w:lsdException w:name="heading 7" w:semiHidden="1" w:uiPriority="9" w:unhideWhenUsed="1" w:qFormat="1"/>
-    <w:lsdException w:name="heading 8" w:semiHidden="1" w:uiPriority="9" w:unhideWhenUsed="1" w:qFormat="1"/>
-    <w:lsdException w:name="heading 9" w:semiHidden="1" w:uiPriority="9" w:unhideWhenUsed="1" w:qFormat="1"/>
+    <w:lsdException w:name="heading 2" w:uiPriority="9" w:semiHidden="1" w:unhideWhenUsed="1" w:qFormat="1"/>
+    <w:lsdException w:name="heading 3" w:uiPriority="9" w:semiHidden="1" w:unhideWhenUsed="1" w:qFormat="1"/>
+    <w:lsdException w:name="heading 4" w:uiPriority="9" w:semiHidden="1" w:unhideWhenUsed="1" w:qFormat="1"/>
+    <w:lsdException w:name="heading 5" w:uiPriority="9" w:semiHidden="1" w:unhideWhenUsed="1" w:qFormat="1"/>
+    <w:lsdException w:name="heading 6" w:uiPriority="9" w:semiHidden="1" w:unhideWhenUsed="1" w:qFormat="1"/>
+    <w:lsdException w:name="heading 7" w:uiPriority="9" w:semiHidden="1" w:unhideWhenUsed="1" w:qFormat="1"/>
+    <w:lsdException w:name="heading 8" w:uiPriority="9" w:semiHidden="1" w:unhideWhenUsed="1" w:qFormat="1"/>
+    <w:lsdException w:name="heading 9" w:uiPriority="9" w:semiHidden="1" w:unhideWhenUsed="1" w:qFormat="1"/>
+    <w:lsdException w:name="HTML Acronym" w:semiHidden="1" w:unhideWhenUsed="1"/>
+    <w:lsdException w:name="HTML Address" w:semiHidden="1" w:unhideWhenUsed="1"/>
+    <w:lsdException w:name="HTML Bottom of Form" w:semiHidden="1" w:unhideWhenUsed="1"/>
+    <w:lsdException w:name="HTML Cite" w:semiHidden="1" w:unhideWhenUsed="1"/>
+    <w:lsdException w:name="HTML Code" w:semiHidden="1" w:unhideWhenUsed="1"/>
+    <w:lsdException w:name="HTML Definition" w:semiHidden="1" w:unhideWhenUsed="1"/>
+    <w:lsdException w:name="HTML Keyboard" w:semiHidden="1" w:unhideWhenUsed="1"/>
+    <w:lsdException w:name="HTML Preformatted" w:semiHidden="1" w:unhideWhenUsed="1"/>
+    <w:lsdException w:name="HTML Sample" w:semiHidden="1" w:unhideWhenUsed="1"/>
+    <w:lsdException w:name="HTML Top of Form" w:semiHidden="1" w:unhideWhenUsed="1"/>
+    <w:lsdException w:name="HTML Typewriter" w:semiHidden="1" w:unhideWhenUsed="1"/>
+    <w:lsdException w:name="HTML Variable" w:semiHidden="1" w:unhideWhenUsed="1"/>
+    <w:lsdException w:name="Hyperlink" w:semiHidden="1" w:unhideWhenUsed="1"/>
     <w:lsdException w:name="index 1" w:semiHidden="1" w:unhideWhenUsed="1"/>
     <w:lsdException w:name="index 2" w:semiHidden="1" w:unhideWhenUsed="1"/>
     <w:lsdException w:name="index 3" w:semiHidden="1" w:unhideWhenUsed="1"/>
@@ -219,101 +485,185 @@
     <w:lsdException w:name="index 7" w:semiHidden="1" w:unhideWhenUsed="1"/>
     <w:lsdException w:name="index 8" w:semiHidden="1" w:unhideWhenUsed="1"/>
     <w:lsdException w:name="index 9" w:semiHidden="1" w:unhideWhenUsed="1"/>
-    <w:lsdException w:name="toc 1" w:semiHidden="1" w:uiPriority="39" w:unhideWhenUsed="1"/>
-    <w:lsdException w:name="toc 2" w:semiHidden="1" w:uiPriority="39" w:unhideWhenUsed="1"/>
-    <w:lsdException w:name="toc 3" w:semiHidden="1" w:uiPriority="39" w:unhideWhenUsed="1"/>
-    <w:lsdException w:name="toc 4" w:semiHidden="1" w:uiPriority="39" w:unhideWhenUsed="1"/>
-    <w:lsdException w:name="toc 5" w:semiHidden="1" w:uiPriority="39" w:unhideWhenUsed="1"/>
-    <w:lsdException w:name="toc 6" w:semiHidden="1" w:uiPriority="39" w:unhideWhenUsed="1"/>
-    <w:lsdException w:name="toc 7" w:semiHidden="1" w:uiPriority="39" w:unhideWhenUsed="1"/>
-    <w:lsdException w:name="toc 8" w:semiHidden="1" w:uiPriority="39" w:unhideWhenUsed="1"/>
-    <w:lsdException w:name="toc 9" w:semiHidden="1" w:uiPriority="39" w:unhideWhenUsed="1"/>
-    <w:lsdException w:name="Normal Indent" w:semiHidden="1" w:unhideWhenUsed="1"/>
-    <w:lsdException w:name="footnote text" w:semiHidden="1" w:unhideWhenUsed="1"/>
-    <w:lsdException w:name="annotation text" w:semiHidden="1" w:unhideWhenUsed="1"/>
-    <w:lsdException w:name="header" w:semiHidden="1" w:unhideWhenUsed="1"/>
-    <w:lsdException w:name="footer" w:semiHidden="1" w:unhideWhenUsed="1"/>
     <w:lsdException w:name="index heading" w:semiHidden="1" w:unhideWhenUsed="1"/>
-    <w:lsdException w:name="caption" w:semiHidden="1" w:uiPriority="35" w:unhideWhenUsed="1" w:qFormat="1"/>
-    <w:lsdException w:name="table of figures" w:semiHidden="1" w:unhideWhenUsed="1"/>
-    <w:lsdException w:name="envelope address" w:semiHidden="1" w:unhideWhenUsed="1"/>
-    <w:lsdException w:name="envelope return" w:semiHidden="1" w:unhideWhenUsed="1"/>
-    <w:lsdException w:name="footnote reference" w:semiHidden="1" w:unhideWhenUsed="1"/>
-    <w:lsdException w:name="annotation reference" w:semiHidden="1" w:unhideWhenUsed="1"/>
+    <w:lsdException w:name="Intense Emphasis" w:uiPriority="21" w:qFormat="1"/>
+    <w:lsdException w:name="Intense Quote" w:uiPriority="30" w:qFormat="1"/>
+    <w:lsdException w:name="Intense Reference" w:uiPriority="32" w:qFormat="1"/>
+    <w:lsdException w:name="Light Grid" w:uiPriority="62"/>
+    <w:lsdException w:name="Light Grid Accent 1" w:uiPriority="62"/>
+    <w:lsdException w:name="Light Grid Accent 2" w:uiPriority="62"/>
+    <w:lsdException w:name="Light Grid Accent 3" w:uiPriority="62"/>
+    <w:lsdException w:name="Light Grid Accent 4" w:uiPriority="62"/>
+    <w:lsdException w:name="Light Grid Accent 5" w:uiPriority="62"/>
+    <w:lsdException w:name="Light Grid Accent 6" w:uiPriority="62"/>
+    <w:lsdException w:name="Light List" w:uiPriority="61"/>
+    <w:lsdException w:name="Light List Accent 1" w:uiPriority="61"/>
+    <w:lsdException w:name="Light List Accent 2" w:uiPriority="61"/>
+    <w:lsdException w:name="Light List Accent 3" w:uiPriority="61"/>
+    <w:lsdException w:name="Light List Accent 4" w:uiPriority="61"/>
+    <w:lsdException w:name="Light List Accent 5" w:uiPriority="61"/>
+    <w:lsdException w:name="Light List Accent 6" w:uiPriority="61"/>
+    <w:lsdException w:name="Light Shading" w:uiPriority="60"/>
+    <w:lsdException w:name="Light Shading Accent 1" w:uiPriority="60"/>
+    <w:lsdException w:name="Light Shading Accent 2" w:uiPriority="60"/>
+    <w:lsdException w:name="Light Shading Accent 3" w:uiPriority="60"/>
+    <w:lsdException w:name="Light Shading Accent 4" w:uiPriority="60"/>
+    <w:lsdException w:name="Light Shading Accent 5" w:uiPriority="60"/>
+    <w:lsdException w:name="Light Shading Accent 6" w:uiPriority="60"/>
     <w:lsdException w:name="line number" w:semiHidden="1" w:unhideWhenUsed="1"/>
-    <w:lsdException w:name="page number" w:semiHidden="1" w:unhideWhenUsed="1"/>
-    <w:lsdException w:name="endnote reference" w:semiHidden="1" w:unhideWhenUsed="1"/>
-    <w:lsdException w:name="endnote text" w:semiHidden="1" w:unhideWhenUsed="1"/>
-    <w:lsdException w:name="table of authorities" w:semiHidden="1" w:unhideWhenUsed="1"/>
-    <w:lsdException w:name="macro" w:semiHidden="1" w:unhideWhenUsed="1"/>
-    <w:lsdException w:name="toa heading" w:semiHidden="1" w:unhideWhenUsed="1"/>
     <w:lsdException w:name="List" w:semiHidden="1" w:unhideWhenUsed="1"/>
-    <w:lsdException w:name="List Bullet" w:semiHidden="1" w:unhideWhenUsed="1"/>
-    <w:lsdException w:name="List Number" w:semiHidden="1" w:unhideWhenUsed="1"/>
     <w:lsdException w:name="List 2" w:semiHidden="1" w:unhideWhenUsed="1"/>
     <w:lsdException w:name="List 3" w:semiHidden="1" w:unhideWhenUsed="1"/>
     <w:lsdException w:name="List 4" w:semiHidden="1" w:unhideWhenUsed="1"/>
     <w:lsdException w:name="List 5" w:semiHidden="1" w:unhideWhenUsed="1"/>
+    <w:lsdException w:name="List Bullet" w:semiHidden="1" w:unhideWhenUsed="1"/>
     <w:lsdException w:name="List Bullet 2" w:semiHidden="1" w:unhideWhenUsed="1"/>
     <w:lsdException w:name="List Bullet 3" w:semiHidden="1" w:unhideWhenUsed="1"/>
     <w:lsdException w:name="List Bullet 4" w:semiHidden="1" w:unhideWhenUsed="1"/>
     <w:lsdException w:name="List Bullet 5" w:semiHidden="1" w:unhideWhenUsed="1"/>
-    <w:lsdException w:name="List Number 2" w:semiHidden="1" w:unhideWhenUsed="1"/>
-    <w:lsdException w:name="List Number 3" w:semiHidden="1" w:unhideWhenUsed="1"/>
-    <w:lsdException w:name="List Number 4" w:semiHidden="1" w:unhideWhenUsed="1"/>
-    <w:lsdException w:name="List Number 5" w:semiHidden="1" w:unhideWhenUsed="1"/>
-    <w:lsdException w:name="Title" w:uiPriority="7" w:qFormat="1"/>
-    <w:lsdException w:name="Closing" w:semiHidden="1" w:unhideWhenUsed="1"/>
-    <w:lsdException w:name="Signature" w:semiHidden="1" w:unhideWhenUsed="1"/>
-    <w:lsdException w:name="Default Paragraph Font" w:semiHidden="1" w:uiPriority="1" w:unhideWhenUsed="1"/>
-    <w:lsdException w:name="Body Text" w:semiHidden="1" w:unhideWhenUsed="1"/>
-    <w:lsdException w:name="Body Text Indent" w:semiHidden="1" w:unhideWhenUsed="1"/>
     <w:lsdException w:name="List Continue" w:semiHidden="1" w:unhideWhenUsed="1"/>
     <w:lsdException w:name="List Continue 2" w:semiHidden="1" w:unhideWhenUsed="1"/>
     <w:lsdException w:name="List Continue 3" w:semiHidden="1" w:unhideWhenUsed="1"/>
     <w:lsdException w:name="List Continue 4" w:semiHidden="1" w:unhideWhenUsed="1"/>
     <w:lsdException w:name="List Continue 5" w:semiHidden="1" w:unhideWhenUsed="1"/>
+    <w:lsdException w:name="List Number" w:semiHidden="1" w:unhideWhenUsed="1"/>
+    <w:lsdException w:name="List Number 2" w:semiHidden="1" w:unhideWhenUsed="1"/>
+    <w:lsdException w:name="List Number 3" w:semiHidden="1" w:unhideWhenUsed="1"/>
+    <w:lsdException w:name="List Number 4" w:semiHidden="1" w:unhideWhenUsed="1"/>
+    <w:lsdException w:name="List Number 5" w:semiHidden="1" w:unhideWhenUsed="1"/>
+    <w:lsdException w:name="List Paragraph" w:uiPriority="34" w:qFormat="1"/>
+    <w:lsdException w:name="List Table 1 Light" w:uiPriority="46"/>
+    <w:lsdException w:name="List Table 1 Light Accent 1" w:uiPriority="46"/>
+    <w:lsdException w:name="List Table 1 Light Accent 2" w:uiPriority="46"/>
+    <w:lsdException w:name="List Table 1 Light Accent 3" w:uiPriority="46"/>
+    <w:lsdException w:name="List Table 1 Light Accent 4" w:uiPriority="46"/>
+    <w:lsdException w:name="List Table 1 Light Accent 5" w:uiPriority="46"/>
+    <w:lsdException w:name="List Table 1 Light Accent 6" w:uiPriority="46"/>
+    <w:lsdException w:name="List Table 2" w:uiPriority="47"/>
+    <w:lsdException w:name="List Table 2 Accent 1" w:uiPriority="47"/>
+    <w:lsdException w:name="List Table 2 Accent 2" w:uiPriority="47"/>
+    <w:lsdException w:name="List Table 2 Accent 3" w:uiPriority="47"/>
+    <w:lsdException w:name="List Table 2 Accent 4" w:uiPriority="47"/>
+    <w:lsdException w:name="List Table 2 Accent 5" w:uiPriority="47"/>
+    <w:lsdException w:name="List Table 2 Accent 6" w:uiPriority="47"/>
+    <w:lsdException w:name="List Table 3" w:uiPriority="48"/>
+    <w:lsdException w:name="List Table 3 Accent 1" w:uiPriority="48"/>
+    <w:lsdException w:name="List Table 3 Accent 2" w:uiPriority="48"/>
+    <w:lsdException w:name="List Table 3 Accent 3" w:uiPriority="48"/>
+    <w:lsdException w:name="List Table 3 Accent 4" w:uiPriority="48"/>
+    <w:lsdException w:name="List Table 3 Accent 5" w:uiPriority="48"/>
+    <w:lsdException w:name="List Table 3 Accent 6" w:uiPriority="48"/>
+    <w:lsdException w:name="List Table 4" w:uiPriority="49"/>
+    <w:lsdException w:name="List Table 4 Accent 1" w:uiPriority="49"/>
+    <w:lsdException w:name="List Table 4 Accent 2" w:uiPriority="49"/>
+    <w:lsdException w:name="List Table 4 Accent 3" w:uiPriority="49"/>
+    <w:lsdException w:name="List Table 4 Accent 4" w:uiPriority="49"/>
+    <w:lsdException w:name="List Table 4 Accent 5" w:uiPriority="49"/>
+    <w:lsdException w:name="List Table 4 Accent 6" w:uiPriority="49"/>
+    <w:lsdException w:name="List Table 5 Dark" w:uiPriority="50"/>
+    <w:lsdException w:name="List Table 5 Dark Accent 1" w:uiPriority="50"/>
+    <w:lsdException w:name="List Table 5 Dark Accent 2" w:uiPriority="50"/>
+    <w:lsdException w:name="List Table 5 Dark Accent 3" w:uiPriority="50"/>
+    <w:lsdException w:name="List Table 5 Dark Accent 4" w:uiPriority="50"/>
+    <w:lsdException w:name="List Table 5 Dark Accent 5" w:uiPriority="50"/>
+    <w:lsdException w:name="List Table 5 Dark Accent 6" w:uiPriority="50"/>
+    <w:lsdException w:name="List Table 6 Colorful" w:uiPriority="51"/>
+    <w:lsdException w:name="List Table 6 Colorful Accent 1" w:uiPriority="51"/>
+    <w:lsdException w:name="List Table 6 Colorful Accent 2" w:uiPriority="51"/>
+    <w:lsdException w:name="List Table 6 Colorful Accent 3" w:uiPriority="51"/>
+    <w:lsdException w:name="List Table 6 Colorful Accent 4" w:uiPriority="51"/>
+    <w:lsdException w:name="List Table 6 Colorful Accent 5" w:uiPriority="51"/>
+    <w:lsdException w:name="List Table 6 Colorful Accent 6" w:uiPriority="51"/>
+    <w:lsdException w:name="List Table 7 Colorful" w:uiPriority="52"/>
+    <w:lsdException w:name="List Table 7 Colorful Accent 1" w:uiPriority="52"/>
+    <w:lsdException w:name="List Table 7 Colorful Accent 2" w:uiPriority="52"/>
+    <w:lsdException w:name="List Table 7 Colorful Accent 3" w:uiPriority="52"/>
+    <w:lsdException w:name="List Table 7 Colorful Accent 4" w:uiPriority="52"/>
+    <w:lsdException w:name="List Table 7 Colorful Accent 5" w:uiPriority="52"/>
+    <w:lsdException w:name="List Table 7 Colorful Accent 6" w:uiPriority="52"/>
+    <w:lsdException w:name="macro" w:semiHidden="1" w:unhideWhenUsed="1"/>
+    <w:lsdException w:name="Medium Grid 1" w:uiPriority="67"/>
+    <w:lsdException w:name="Medium Grid 1 Accent 1" w:uiPriority="67"/>
+    <w:lsdException w:name="Medium Grid 1 Accent 2" w:uiPriority="67"/>
+    <w:lsdException w:name="Medium Grid 1 Accent 3" w:uiPriority="67"/>
+    <w:lsdException w:name="Medium Grid 1 Accent 4" w:uiPriority="67"/>
+    <w:lsdException w:name="Medium Grid 1 Accent 5" w:uiPriority="67"/>
+    <w:lsdException w:name="Medium Grid 1 Accent 6" w:uiPriority="67"/>
+    <w:lsdException w:name="Medium Grid 2" w:uiPriority="68"/>
+    <w:lsdException w:name="Medium Grid 2 Accent 1" w:uiPriority="68"/>
+    <w:lsdException w:name="Medium Grid 2 Accent 2" w:uiPriority="68"/>
+    <w:lsdException w:name="Medium Grid 2 Accent 3" w:uiPriority="68"/>
+    <w:lsdException w:name="Medium Grid 2 Accent 4" w:uiPriority="68"/>
+    <w:lsdException w:name="Medium Grid 2 Accent 5" w:uiPriority="68"/>
+    <w:lsdException w:name="Medium Grid 2 Accent 6" w:uiPriority="68"/>
+    <w:lsdException w:name="Medium Grid 3" w:uiPriority="69"/>
+    <w:lsdException w:name="Medium Grid 3 Accent 1" w:uiPriority="69"/>
+    <w:lsdException w:name="Medium Grid 3 Accent 2" w:uiPriority="69"/>
+    <w:lsdException w:name="Medium Grid 3 Accent 3" w:uiPriority="69"/>
+    <w:lsdException w:name="Medium Grid 3 Accent 4" w:uiPriority="69"/>
+    <w:lsdException w:name="Medium Grid 3 Accent 5" w:uiPriority="69"/>
+    <w:lsdException w:name="Medium Grid 3 Accent 6" w:uiPriority="69"/>
+    <w:lsdException w:name="Medium List 1" w:uiPriority="65"/>
+    <w:lsdException w:name="Medium List 1 Accent 1" w:uiPriority="65"/>
+    <w:lsdException w:name="Medium List 1 Accent 2" w:uiPriority="65"/>
+    <w:lsdException w:name="Medium List 1 Accent 3" w:uiPriority="65"/>
+    <w:lsdException w:name="Medium List 1 Accent 4" w:uiPriority="65"/>
+    <w:lsdException w:name="Medium List 1 Accent 5" w:uiPriority="65"/>
+    <w:lsdException w:name="Medium List 1 Accent 6" w:uiPriority="65"/>
+    <w:lsdException w:name="Medium List 2" w:uiPriority="66"/>
+    <w:lsdException w:name="Medium List 2 Accent 1" w:uiPriority="66"/>
+    <w:lsdException w:name="Medium List 2 Accent 2" w:uiPriority="66"/>
+    <w:lsdException w:name="Medium List 2 Accent 3" w:uiPriority="66"/>
+    <w:lsdException w:name="Medium List 2 Accent 4" w:uiPriority="66"/>
+    <w:lsdException w:name="Medium List 2 Accent 5" w:uiPriority="66"/>
+    <w:lsdException w:name="Medium List 2 Accent 6" w:uiPriority="66"/>
+    <w:lsdException w:name="Medium Shading 1" w:uiPriority="63"/>
+    <w:lsdException w:name="Medium Shading 1 Accent 1" w:uiPriority="63"/>
+    <w:lsdException w:name="Medium Shading 1 Accent 2" w:uiPriority="63"/>
+    <w:lsdException w:name="Medium Shading 1 Accent 3" w:uiPriority="63"/>
+    <w:lsdException w:name="Medium Shading 1 Accent 4" w:uiPriority="63"/>
+    <w:lsdException w:name="Medium Shading 1 Accent 5" w:uiPriority="63"/>
+    <w:lsdException w:name="Medium Shading 1 Accent 6" w:uiPriority="63"/>
+    <w:lsdException w:name="Medium Shading 2" w:uiPriority="64"/>
+    <w:lsdException w:name="Medium Shading 2 Accent 1" w:uiPriority="64"/>
+    <w:lsdException w:name="Medium Shading 2 Accent 2" w:uiPriority="64"/>
+    <w:lsdException w:name="Medium Shading 2 Accent 3" w:uiPriority="64"/>
+    <w:lsdException w:name="Medium Shading 2 Accent 4" w:uiPriority="64"/>
+    <w:lsdException w:name="Medium Shading 2 Accent 5" w:uiPriority="64"/>
+    <w:lsdException w:name="Medium Shading 2 Accent 6" w:uiPriority="64"/>
+    <w:lsdException w:name="Mention" w:semiHidden="1" w:unhideWhenUsed="1"/>
     <w:lsdException w:name="Message Header" w:semiHidden="1" w:unhideWhenUsed="1"/>
-    <w:lsdException w:name="Subtitle" w:uiPriority="8" w:qFormat="1"/>
-    <w:lsdException w:name="Salutation" w:semiHidden="1" w:unhideWhenUsed="1"/>
-    <w:lsdException w:name="Date" w:semiHidden="1" w:unhideWhenUsed="1"/>
-    <w:lsdException w:name="Body Text First Indent" w:semiHidden="1" w:unhideWhenUsed="1"/>
-    <w:lsdException w:name="Body Text First Indent 2" w:semiHidden="1" w:unhideWhenUsed="1"/>
+    <w:lsdException w:name="No List" w:semiHidden="1" w:unhideWhenUsed="1"/>
+    <w:lsdException w:name="No Spacing" w:uiPriority="1" w:qFormat="1"/>
+    <w:lsdException w:name="Normal" w:qFormat="1"/>
+    <w:lsdException w:name="Normal (Web)" w:semiHidden="1" w:unhideWhenUsed="1"/>
+    <w:lsdException w:name="Normal Indent" w:semiHidden="1" w:unhideWhenUsed="1"/>
+    <w:lsdException w:name="Normal Table" w:semiHidden="1" w:unhideWhenUsed="1"/>
     <w:lsdException w:name="Note Heading" w:semiHidden="1" w:unhideWhenUsed="1"/>
-    <w:lsdException w:name="Body Text 2" w:semiHidden="1" w:unhideWhenUsed="1"/>
-    <w:lsdException w:name="Body Text 3" w:semiHidden="1" w:unhideWhenUsed="1"/>
-    <w:lsdException w:name="Body Text Indent 2" w:semiHidden="1" w:unhideWhenUsed="1"/>
-    <w:lsdException w:name="Body Text Indent 3" w:semiHidden="1" w:unhideWhenUsed="1"/>
-    <w:lsdException w:name="Block Text" w:semiHidden="1" w:unhideWhenUsed="1"/>
-    <w:lsdException w:name="Hyperlink" w:semiHidden="1" w:unhideWhenUsed="1"/>
-    <w:lsdException w:name="FollowedHyperlink" w:semiHidden="1" w:unhideWhenUsed="1"/>
-    <w:lsdException w:name="Strong" w:uiPriority="22" w:qFormat="1"/>
-    <w:lsdException w:name="Emphasis" w:uiPriority="20" w:qFormat="1"/>
-    <w:lsdException w:name="Document Map" w:semiHidden="1" w:unhideWhenUsed="1"/>
-    <w:lsdException w:name="Plain Text" w:semiHidden="1" w:unhideWhenUsed="1"/>
-    <w:lsdException w:name="E-mail Signature" w:semiHidden="1" w:unhideWhenUsed="1"/>
-    <w:lsdException w:name="HTML Top of Form" w:semiHidden="1" w:unhideWhenUsed="1"/>
-    <w:lsdException w:name="HTML Bottom of Form" w:semiHidden="1" w:unhideWhenUsed="1"/>
-    <w:lsdException w:name="Normal (Web)" w:semiHidden="1" w:unhideWhenUsed="1"/>
-    <w:lsdException w:name="HTML Acronym" w:semiHidden="1" w:unhideWhenUsed="1"/>
-    <w:lsdException w:name="HTML Address" w:semiHidden="1" w:unhideWhenUsed="1"/>
-    <w:lsdException w:name="HTML Cite" w:semiHidden="1" w:unhideWhenUsed="1"/>
-    <w:lsdException w:name="HTML Code" w:semiHidden="1" w:unhideWhenUsed="1"/>
-    <w:lsdException w:name="HTML Definition" w:semiHidden="1" w:unhideWhenUsed="1"/>
-    <w:lsdException w:name="HTML Keyboard" w:semiHidden="1" w:unhideWhenUsed="1"/>
-    <w:lsdException w:name="HTML Preformatted" w:semiHidden="1" w:unhideWhenUsed="1"/>
-    <w:lsdException w:name="HTML Sample" w:semiHidden="1" w:unhideWhenUsed="1"/>
-    <w:lsdException w:name="HTML Typewriter" w:semiHidden="1" w:unhideWhenUsed="1"/>
-    <w:lsdException w:name="HTML Variable" w:semiHidden="1" w:unhideWhenUsed="1"/>
-    <w:lsdException w:name="Normal Table" w:semiHidden="1" w:unhideWhenUsed="1"/>
-    <w:lsdException w:name="annotation subject" w:semiHidden="1" w:unhideWhenUsed="1"/>
-    <w:lsdException w:name="No List" w:semiHidden="1" w:unhideWhenUsed="1"/>
     <w:lsdException w:name="Outline List 1" w:semiHidden="1" w:unhideWhenUsed="1"/>
     <w:lsdException w:name="Outline List 2" w:semiHidden="1" w:unhideWhenUsed="1"/>
     <w:lsdException w:name="Outline List 3" w:semiHidden="1" w:unhideWhenUsed="1"/>
-    <w:lsdException w:name="Table Simple 1" w:semiHidden="1" w:unhideWhenUsed="1"/>
-    <w:lsdException w:name="Table Simple 2" w:semiHidden="1" w:unhideWhenUsed="1"/>
-    <w:lsdException w:name="Table Simple 3" w:semiHidden="1" w:unhideWhenUsed="1"/>
+    <w:lsdException w:name="page number" w:semiHidden="1" w:unhideWhenUsed="1"/>
+    <w:lsdException w:name="Placeholder Text" w:semiHidden="1"/>
+    <w:lsdException w:name="Plain Table 1" w:uiPriority="41"/>
+    <w:lsdException w:name="Plain Table 2" w:uiPriority="42"/>
+    <w:lsdException w:name="Plain Table 3" w:uiPriority="43"/>
+    <w:lsdException w:name="Plain Table 4" w:uiPriority="44"/>
+    <w:lsdException w:name="Plain Table 5" w:uiPriority="45"/>
+    <w:lsdException w:name="Plain Text" w:semiHidden="1" w:unhideWhenUsed="1"/>
+    <w:lsdException w:name="Quote" w:uiPriority="29" w:qFormat="1"/>
+    <w:lsdException w:name="Revision" w:semiHidden="1"/>
+    <w:lsdException w:name="Salutation" w:semiHidden="1" w:unhideWhenUsed="1"/>
+    <w:lsdException w:name="Signature" w:semiHidden="1" w:unhideWhenUsed="1"/>
+    <w:lsdException w:name="Smart Hyperlink" w:semiHidden="1" w:unhideWhenUsed="1"/>
+    <w:lsdException w:name="Smart Link" w:semiHidden="1" w:unhideWhenUsed="1"/>
+    <w:lsdException w:name="Strong" w:uiPriority="22" w:qFormat="1"/>
+    <w:lsdException w:name="Subtitle" w:uiPriority="8" w:qFormat="1"/>
+    <w:lsdException w:name="Subtle Emphasis" w:uiPriority="19" w:qFormat="1"/>
+    <w:lsdException w:name="Subtle Reference" w:uiPriority="31" w:qFormat="1"/>
+    <w:lsdException w:name="Table 3D effects 1" w:semiHidden="1" w:unhideWhenUsed="1"/>
+    <w:lsdException w:name="Table 3D effects 2" w:semiHidden="1" w:unhideWhenUsed="1"/>
+    <w:lsdException w:name="Table 3D effects 3" w:semiHidden="1" w:unhideWhenUsed="1"/>
     <w:lsdException w:name="Table Classic 1" w:semiHidden="1" w:unhideWhenUsed="1"/>
     <w:lsdException w:name="Table Classic 2" w:semiHidden="1" w:unhideWhenUsed="1"/>
     <w:lsdException w:name="Table Classic 3" w:semiHidden="1" w:unhideWhenUsed="1"/>
@@ -326,6 +676,9 @@
     <w:lsdException w:name="Table Columns 3" w:semiHidden="1" w:unhideWhenUsed="1"/>
     <w:lsdException w:name="Table Columns 4" w:semiHidden="1" w:unhideWhenUsed="1"/>
     <w:lsdException w:name="Table Columns 5" w:semiHidden="1" w:unhideWhenUsed="1"/>
+    <w:lsdException w:name="Table Contemporary" w:semiHidden="1" w:unhideWhenUsed="1"/>
+    <w:lsdException w:name="Table Elegant" w:semiHidden="1" w:unhideWhenUsed="1"/>
+    <w:lsdException w:name="Table Grid" w:uiPriority="39"/>
     <w:lsdException w:name="Table Grid 1" w:semiHidden="1" w:unhideWhenUsed="1"/>
     <w:lsdException w:name="Table Grid 2" w:semiHidden="1" w:unhideWhenUsed="1"/>
     <w:lsdException w:name="Table Grid 3" w:semiHidden="1" w:unhideWhenUsed="1"/>
@@ -342,250 +695,37 @@
     <w:lsdException w:name="Table List 6" w:semiHidden="1" w:unhideWhenUsed="1"/>
     <w:lsdException w:name="Table List 7" w:semiHidden="1" w:unhideWhenUsed="1"/>
     <w:lsdException w:name="Table List 8" w:semiHidden="1" w:unhideWhenUsed="1"/>
-    <w:lsdException w:name="Table 3D effects 1" w:semiHidden="1" w:unhideWhenUsed="1"/>
-    <w:lsdException w:name="Table 3D effects 2" w:semiHidden="1" w:unhideWhenUsed="1"/>
-    <w:lsdException w:name="Table 3D effects 3" w:semiHidden="1" w:unhideWhenUsed="1"/>
-    <w:lsdException w:name="Table Contemporary" w:semiHidden="1" w:unhideWhenUsed="1"/>
-    <w:lsdException w:name="Table Elegant" w:semiHidden="1" w:unhideWhenUsed="1"/>
+    <w:lsdException w:name="table of authorities" w:semiHidden="1" w:unhideWhenUsed="1"/>
+    <w:lsdException w:name="table of figures" w:semiHidden="1" w:unhideWhenUsed="1"/>
     <w:lsdException w:name="Table Professional" w:semiHidden="1" w:unhideWhenUsed="1"/>
+    <w:lsdException w:name="Table Simple 1" w:semiHidden="1" w:unhideWhenUsed="1"/>
+    <w:lsdException w:name="Table Simple 2" w:semiHidden="1" w:unhideWhenUsed="1"/>
+    <w:lsdException w:name="Table Simple 3" w:semiHidden="1" w:unhideWhenUsed="1"/>
     <w:lsdException w:name="Table Subtle 1" w:semiHidden="1" w:unhideWhenUsed="1"/>
     <w:lsdException w:name="Table Subtle 2" w:semiHidden="1" w:unhideWhenUsed="1"/>
+    <w:lsdException w:name="Table Theme" w:semiHidden="1" w:unhideWhenUsed="1"/>
     <w:lsdException w:name="Table Web 1" w:semiHidden="1" w:unhideWhenUsed="1"/>
     <w:lsdException w:name="Table Web 2" w:semiHidden="1" w:unhideWhenUsed="1"/>
     <w:lsdException w:name="Table Web 3" w:semiHidden="1" w:unhideWhenUsed="1"/>
-    <w:lsdException w:name="Balloon Text" w:semiHidden="1" w:unhideWhenUsed="1"/>
-    <w:lsdException w:name="Table Grid" w:uiPriority="39"/>
-    <w:lsdException w:name="Table Theme" w:semiHidden="1" w:unhideWhenUsed="1"/>
-    <w:lsdException w:name="Placeholder Text" w:semiHidden="1"/>
-    <w:lsdException w:name="No Spacing" w:uiPriority="1" w:qFormat="1"/>
-    <w:lsdException w:name="Light Shading" w:uiPriority="60"/>
-    <w:lsdException w:name="Light List" w:uiPriority="61"/>
-    <w:lsdException w:name="Light Grid" w:uiPriority="62"/>
-    <w:lsdException w:name="Medium Shading 1" w:uiPriority="63"/>
-    <w:lsdException w:name="Medium Shading 2" w:uiPriority="64"/>
-    <w:lsdException w:name="Medium List 1" w:uiPriority="65"/>
-    <w:lsdException w:name="Medium List 2" w:uiPriority="66"/>
-    <w:lsdException w:name="Medium Grid 1" w:uiPriority="67"/>
-    <w:lsdException w:name="Medium Grid 2" w:uiPriority="68"/>
-    <w:lsdException w:name="Medium Grid 3" w:uiPriority="69"/>
-    <w:lsdException w:name="Dark List" w:uiPriority="70"/>
-    <w:lsdException w:name="Colorful Shading" w:uiPriority="71"/>
-    <w:lsdException w:name="Colorful List" w:uiPriority="72"/>
-    <w:lsdException w:name="Colorful Grid" w:uiPriority="73"/>
-    <w:lsdException w:name="Light Shading Accent 1" w:uiPriority="60"/>
-    <w:lsdException w:name="Light List Accent 1" w:uiPriority="61"/>
-    <w:lsdException w:name="Light Grid Accent 1" w:uiPriority="62"/>
-    <w:lsdException w:name="Medium Shading 1 Accent 1" w:uiPriority="63"/>
-    <w:lsdException w:name="Medium Shading 2 Accent 1" w:uiPriority="64"/>
-    <w:lsdException w:name="Medium List 1 Accent 1" w:uiPriority="65"/>
-    <w:lsdException w:name="Revision" w:semiHidden="1"/>
-    <w:lsdException w:name="List Paragraph" w:uiPriority="34" w:qFormat="1"/>
-    <w:lsdException w:name="Quote" w:uiPriority="29" w:qFormat="1"/>
-    <w:lsdException w:name="Intense Quote" w:uiPriority="30" w:qFormat="1"/>
-    <w:lsdException w:name="Medium List 2 Accent 1" w:uiPriority="66"/>
-    <w:lsdException w:name="Medium Grid 1 Accent 1" w:uiPriority="67"/>
-    <w:lsdException w:name="Medium Grid 2 Accent 1" w:uiPriority="68"/>
-    <w:lsdException w:name="Medium Grid 3 Accent 1" w:uiPriority="69"/>
-    <w:lsdException w:name="Dark List Accent 1" w:uiPriority="70"/>
-    <w:lsdException w:name="Colorful Shading Accent 1" w:uiPriority="71"/>
-    <w:lsdException w:name="Colorful List Accent 1" w:uiPriority="72"/>
-    <w:lsdException w:name="Colorful Grid Accent 1" w:uiPriority="73"/>
-    <w:lsdException w:name="Light Shading Accent 2" w:uiPriority="60"/>
-    <w:lsdException w:name="Light List Accent 2" w:uiPriority="61"/>
-    <w:lsdException w:name="Light Grid Accent 2" w:uiPriority="62"/>
-    <w:lsdException w:name="Medium Shading 1 Accent 2" w:uiPriority="63"/>
-    <w:lsdException w:name="Medium Shading 2 Accent 2" w:uiPriority="64"/>
-    <w:lsdException w:name="Medium List 1 Accent 2" w:uiPriority="65"/>
-    <w:lsdException w:name="Medium List 2 Accent 2" w:uiPriority="66"/>
-    <w:lsdException w:name="Medium Grid 1 Accent 2" w:uiPriority="67"/>
-    <w:lsdException w:name="Medium Grid 2 Accent 2" w:uiPriority="68"/>
-    <w:lsdException w:name="Medium Grid 3 Accent 2" w:uiPriority="69"/>
-    <w:lsdException w:name="Dark List Accent 2" w:uiPriority="70"/>
-    <w:lsdException w:name="Colorful Shading Accent 2" w:uiPriority="71"/>
-    <w:lsdException w:name="Colorful List Accent 2" w:uiPriority="72"/>
-    <w:lsdException w:name="Colorful Grid Accent 2" w:uiPriority="73"/>
-    <w:lsdException w:name="Light Shading Accent 3" w:uiPriority="60"/>
-    <w:lsdException w:name="Light List Accent 3" w:uiPriority="61"/>
-    <w:lsdException w:name="Light Grid Accent 3" w:uiPriority="62"/>
-    <w:lsdException w:name="Medium Shading 1 Accent 3" w:uiPriority="63"/>
-    <w:lsdException w:name="Medium Shading 2 Accent 3" w:uiPriority="64"/>
-    <w:lsdException w:name="Medium List 1 Accent 3" w:uiPriority="65"/>
-    <w:lsdException w:name="Medium List 2 Accent 3" w:uiPriority="66"/>
-    <w:lsdException w:name="Medium Grid 1 Accent 3" w:uiPriority="67"/>
-    <w:lsdException w:name="Medium Grid 2 Accent 3" w:uiPriority="68"/>
-    <w:lsdException w:name="Medium Grid 3 Accent 3" w:uiPriority="69"/>
-    <w:lsdException w:name="Dark List Accent 3" w:uiPriority="70"/>
-    <w:lsdException w:name="Colorful Shading Accent 3" w:uiPriority="71"/>
-    <w:lsdException w:name="Colorful List Accent 3" w:uiPriority="72"/>
-    <w:lsdException w:name="Colorful Grid Accent 3" w:uiPriority="73"/>
-    <w:lsdException w:name="Light Shading Accent 4" w:uiPriority="60"/>
-    <w:lsdException w:name="Light List Accent 4" w:uiPriority="61"/>
-    <w:lsdException w:name="Light Grid Accent 4" w:uiPriority="62"/>
-    <w:lsdException w:name="Medium Shading 1 Accent 4" w:uiPriority="63"/>
-    <w:lsdException w:name="Medium Shading 2 Accent 4" w:uiPriority="64"/>
-    <w:lsdException w:name="Medium List 1 Accent 4" w:uiPriority="65"/>
-    <w:lsdException w:name="Medium List 2 Accent 4" w:uiPriority="66"/>
-    <w:lsdException w:name="Medium Grid 1 Accent 4" w:uiPriority="67"/>
-    <w:lsdException w:name="Medium Grid 2 Accent 4" w:uiPriority="68"/>
-    <w:lsdException w:name="Medium Grid 3 Accent 4" w:uiPriority="69"/>
-    <w:lsdException w:name="Dark List Accent 4" w:uiPriority="70"/>
-    <w:lsdException w:name="Colorful Shading Accent 4" w:uiPriority="71"/>
-    <w:lsdException w:name="Colorful List Accent 4" w:uiPriority="72"/>
-    <w:lsdException w:name="Colorful Grid Accent 4" w:uiPriority="73"/>
-    <w:lsdException w:name="Light Shading Accent 5" w:uiPriority="60"/>
-    <w:lsdException w:name="Light List Accent 5" w:uiPriority="61"/>
-    <w:lsdException w:name="Light Grid Accent 5" w:uiPriority="62"/>
-    <w:lsdException w:name="Medium Shading 1 Accent 5" w:uiPriority="63"/>
-    <w:lsdException w:name="Medium Shading 2 Accent 5" w:uiPriority="64"/>
-    <w:lsdException w:name="Medium List 1 Accent 5" w:uiPriority="65"/>
-    <w:lsdException w:name="Medium List 2 Accent 5" w:uiPriority="66"/>
-    <w:lsdException w:name="Medium Grid 1 Accent 5" w:uiPriority="67"/>
-    <w:lsdException w:name="Medium Grid 2 Accent 5" w:uiPriority="68"/>
-    <w:lsdException w:name="Medium Grid 3 Accent 5" w:uiPriority="69"/>
-    <w:lsdException w:name="Dark List Accent 5" w:uiPriority="70"/>
-    <w:lsdException w:name="Colorful Shading Accent 5" w:uiPriority="71"/>
-    <w:lsdException w:name="Colorful List Accent 5" w:uiPriority="72"/>
-    <w:lsdException w:name="Colorful Grid Accent 5" w:uiPriority="73"/>
-    <w:lsdException w:name="Light Shading Accent 6" w:uiPriority="60"/>
-    <w:lsdException w:name="Light List Accent 6" w:uiPriority="61"/>
-    <w:lsdException w:name="Light Grid Accent 6" w:uiPriority="62"/>
-    <w:lsdException w:name="Medium Shading 1 Accent 6" w:uiPriority="63"/>
-    <w:lsdException w:name="Medium Shading 2 Accent 6" w:uiPriority="64"/>
-    <w:lsdException w:name="Medium List 1 Accent 6" w:uiPriority="65"/>
-    <w:lsdException w:name="Medium List 2 Accent 6" w:uiPriority="66"/>
-    <w:lsdException w:name="Medium Grid 1 Accent 6" w:uiPriority="67"/>
-    <w:lsdException w:name="Medium Grid 2 Accent 6" w:uiPriority="68"/>
-    <w:lsdException w:name="Medium Grid 3 Accent 6" w:uiPriority="69"/>
-    <w:lsdException w:name="Dark List Accent 6" w:uiPriority="70"/>
-    <w:lsdException w:name="Colorful Shading Accent 6" w:uiPriority="71"/>
-    <w:lsdException w:name="Colorful List Accent 6" w:uiPriority="72"/>
-    <w:lsdException w:name="Colorful Grid Accent 6" w:uiPriority="73"/>
-    <w:lsdException w:name="Subtle Emphasis" w:uiPriority="19" w:qFormat="1"/>
-    <w:lsdException w:name="Intense Emphasis" w:uiPriority="21" w:qFormat="1"/>
-    <w:lsdException w:name="Subtle Reference" w:uiPriority="31" w:qFormat="1"/>
-    <w:lsdException w:name="Intense Reference" w:uiPriority="32" w:qFormat="1"/>
-    <w:lsdException w:name="Book Title" w:uiPriority="33" w:qFormat="1"/>
-    <w:lsdException w:name="Bibliography" w:semiHidden="1" w:uiPriority="37" w:unhideWhenUsed="1"/>
-    <w:lsdException w:name="TOC Heading" w:semiHidden="1" w:uiPriority="39" w:unhideWhenUsed="1" w:qFormat="1"/>
-    <w:lsdException w:name="Plain Table 1" w:uiPriority="41"/>
-    <w:lsdException w:name="Plain Table 2" w:uiPriority="42"/>
-    <w:lsdException w:name="Plain Table 3" w:uiPriority="43"/>
-    <w:lsdException w:name="Plain Table 4" w:uiPriority="44"/>
-    <w:lsdException w:name="Plain Table 5" w:uiPriority="45"/>
-    <w:lsdException w:name="Grid Table Light" w:uiPriority="40"/>
-    <w:lsdException w:name="Grid Table 1 Light" w:uiPriority="46"/>
-    <w:lsdException w:name="Grid Table 2" w:uiPriority="47"/>
-    <w:lsdException w:name="Grid Table 3" w:uiPriority="48"/>
-    <w:lsdException w:name="Grid Table 4" w:uiPriority="49"/>
-    <w:lsdException w:name="Grid Table 5 Dark" w:uiPriority="50"/>
-    <w:lsdException w:name="Grid Table 6 Colorful" w:uiPriority="51"/>
-    <w:lsdException w:name="Grid Table 7 Colorful" w:uiPriority="52"/>
-    <w:lsdException w:name="Grid Table 1 Light Accent 1" w:uiPriority="46"/>
-    <w:lsdException w:name="Grid Table 2 Accent 1" w:uiPriority="47"/>
-    <w:lsdException w:name="Grid Table 3 Accent 1" w:uiPriority="48"/>
-    <w:lsdException w:name="Grid Table 4 Accent 1" w:uiPriority="49"/>
-    <w:lsdException w:name="Grid Table 5 Dark Accent 1" w:uiPriority="50"/>
-    <w:lsdException w:name="Grid Table 6 Colorful Accent 1" w:uiPriority="51"/>
-    <w:lsdException w:name="Grid Table 7 Colorful Accent 1" w:uiPriority="52"/>
-    <w:lsdException w:name="Grid Table 1 Light Accent 2" w:uiPriority="46"/>
-    <w:lsdException w:name="Grid Table 2 Accent 2" w:uiPriority="47"/>
-    <w:lsdException w:name="Grid Table 3 Accent 2" w:uiPriority="48"/>
-    <w:lsdException w:name="Grid Table 4 Accent 2" w:uiPriority="49"/>
-    <w:lsdException w:name="Grid Table 5 Dark Accent 2" w:uiPriority="50"/>
-    <w:lsdException w:name="Grid Table 6 Colorful Accent 2" w:uiPriority="51"/>
-    <w:lsdException w:name="Grid Table 7 Colorful Accent 2" w:uiPriority="52"/>
-    <w:lsdException w:name="Grid Table 1 Light Accent 3" w:uiPriority="46"/>
-    <w:lsdException w:name="Grid Table 2 Accent 3" w:uiPriority="47"/>
-    <w:lsdException w:name="Grid Table 3 Accent 3" w:uiPriority="48"/>
-    <w:lsdException w:name="Grid Table 4 Accent 3" w:uiPriority="49"/>
-    <w:lsdException w:name="Grid Table 5 Dark Accent 3" w:uiPriority="50"/>
-    <w:lsdException w:name="Grid Table 6 Colorful Accent 3" w:uiPriority="51"/>
-    <w:lsdException w:name="Grid Table 7 Colorful Accent 3" w:uiPriority="52"/>
-    <w:lsdException w:name="Grid Table 1 Light Accent 4" w:uiPriority="46"/>
-    <w:lsdException w:name="Grid Table 2 Accent 4" w:uiPriority="47"/>
-    <w:lsdException w:name="Grid Table 3 Accent 4" w:uiPriority="48"/>
-    <w:lsdException w:name="Grid Table 4 Accent 4" w:uiPriority="49"/>
-    <w:lsdException w:name="Grid Table 5 Dark Accent 4" w:uiPriority="50"/>
-    <w:lsdException w:name="Grid Table 6 Colorful Accent 4" w:uiPriority="51"/>
-    <w:lsdException w:name="Grid Table 7 Colorful Accent 4" w:uiPriority="52"/>
-    <w:lsdException w:name="Grid Table 1 Light Accent 5" w:uiPriority="46"/>
-    <w:lsdException w:name="Grid Table 2 Accent 5" w:uiPriority="47"/>
-    <w:lsdException w:name="Grid Table 3 Accent 5" w:uiPriority="48"/>
-    <w:lsdException w:name="Grid Table 4 Accent 5" w:uiPriority="49"/>
-    <w:lsdException w:name="Grid Table 5 Dark Accent 5" w:uiPriority="50"/>
-    <w:lsdException w:name="Grid Table 6 Colorful Accent 5" w:uiPriority="51"/>
-    <w:lsdException w:name="Grid Table 7 Colorful Accent 5" w:uiPriority="52"/>
-    <w:lsdException w:name="Grid Table 1 Light Accent 6" w:uiPriority="46"/>
-    <w:lsdException w:name="Grid Table 2 Accent 6" w:uiPriority="47"/>
-    <w:lsdException w:name="Grid Table 3 Accent 6" w:uiPriority="48"/>
-    <w:lsdException w:name="Grid Table 4 Accent 6" w:uiPriority="49"/>
-    <w:lsdException w:name="Grid Table 5 Dark Accent 6" w:uiPriority="50"/>
-    <w:lsdException w:name="Grid Table 6 Colorful Accent 6" w:uiPriority="51"/>
-    <w:lsdException w:name="Grid Table 7 Colorful Accent 6" w:uiPriority="52"/>
-    <w:lsdException w:name="List Table 1 Light" w:uiPriority="46"/>
-    <w:lsdException w:name="List Table 2" w:uiPriority="47"/>
-    <w:lsdException w:name="List Table 3" w:uiPriority="48"/>
-    <w:lsdException w:name="List Table 4" w:uiPriority="49"/>
-    <w:lsdException w:name="List Table 5 Dark" w:uiPriority="50"/>
-    <w:lsdException w:name="List Table 6 Colorful" w:uiPriority="51"/>
-    <w:lsdException w:name="List Table 7 Colorful" w:uiPriority="52"/>
-    <w:lsdException w:name="List Table 1 Light Accent 1" w:uiPriority="46"/>
-    <w:lsdException w:name="List Table 2 Accent 1" w:uiPriority="47"/>
-    <w:lsdException w:name="List Table 3 Accent 1" w:uiPriority="48"/>
-    <w:lsdException w:name="List Table 4 Accent 1" w:uiPriority="49"/>
-    <w:lsdException w:name="List Table 5 Dark Accent 1" w:uiPriority="50"/>
-    <w:lsdException w:name="List Table 6 Colorful Accent 1" w:uiPriority="51"/>
-    <w:lsdException w:name="List Table 7 Colorful Accent 1" w:uiPriority="52"/>
-    <w:lsdException w:name="List Table 1 Light Accent 2" w:uiPriority="46"/>
-    <w:lsdException w:name="List Table 2 Accent 2" w:uiPriority="47"/>
-    <w:lsdException w:name="List Table 3 Accent 2" w:uiPriority="48"/>
-    <w:lsdException w:name="List Table 4 Accent 2" w:uiPriority="49"/>
-    <w:lsdException w:name="List Table 5 Dark Accent 2" w:uiPriority="50"/>
-    <w:lsdException w:name="List Table 6 Colorful Accent 2" w:uiPriority="51"/>
-    <w:lsdException w:name="List Table 7 Colorful Accent 2" w:uiPriority="52"/>
-    <w:lsdException w:name="List Table 1 Light Accent 3" w:uiPriority="46"/>
-    <w:lsdException w:name="List Table 2 Accent 3" w:uiPriority="47"/>
-    <w:lsdException w:name="List Table 3 Accent 3" w:uiPriority="48"/>
-    <w:lsdException w:name="List Table 4 Accent 3" w:uiPriority="49"/>
-    <w:lsdException w:name="List Table 5 Dark Accent 3" w:uiPriority="50"/>
-    <w:lsdException w:name="List Table 6 Colorful Accent 3" w:uiPriority="51"/>
-    <w:lsdException w:name="List Table 7 Colorful Accent 3" w:uiPriority="52"/>
-    <w:lsdException w:name="List Table 1 Light Accent 4" w:uiPriority="46"/>
-    <w:lsdException w:name="List Table 2 Accent 4" w:uiPriority="47"/>
-    <w:lsdException w:name="List Table 3 Accent 4" w:uiPriority="48"/>
-    <w:lsdException w:name="List Table 4 Accent 4" w:uiPriority="49"/>
-    <w:lsdException w:name="List Table 5 Dark Accent 4" w:uiPriority="50"/>
-    <w:lsdException w:name="List Table 6 Colorful Accent 4" w:uiPriority="51"/>
-    <w:lsdException w:name="List Table 7 Colorful Accent 4" w:uiPriority="52"/>
-    <w:lsdException w:name="List Table 1 Light Accent 5" w:uiPriority="46"/>
-    <w:lsdException w:name="List Table 2 Accent 5" w:uiPriority="47"/>
-    <w:lsdException w:name="List Table 3 Accent 5" w:uiPriority="48"/>
-    <w:lsdException w:name="List Table 4 Accent 5" w:uiPriority="49"/>
-    <w:lsdException w:name="List Table 5 Dark Accent 5" w:uiPriority="50"/>
-    <w:lsdException w:name="List Table 6 Colorful Accent 5" w:uiPriority="51"/>
-    <w:lsdException w:name="List Table 7 Colorful Accent 5" w:uiPriority="52"/>
-    <w:lsdException w:name="List Table 1 Light Accent 6" w:uiPriority="46"/>
-    <w:lsdException w:name="List Table 2 Accent 6" w:uiPriority="47"/>
-    <w:lsdException w:name="List Table 3 Accent 6" w:uiPriority="48"/>
-    <w:lsdException w:name="List Table 4 Accent 6" w:uiPriority="49"/>
-    <w:lsdException w:name="List Table 5 Dark Accent 6" w:uiPriority="50"/>
-    <w:lsdException w:name="List Table 6 Colorful Accent 6" w:uiPriority="51"/>
-    <w:lsdException w:name="List Table 7 Colorful Accent 6" w:uiPriority="52"/>
-    <w:lsdException w:name="Mention" w:semiHidden="1" w:unhideWhenUsed="1"/>
-    <w:lsdException w:name="Smart Hyperlink" w:semiHidden="1" w:unhideWhenUsed="1"/>
-    <w:lsdException w:name="Hashtag" w:semiHidden="1" w:unhideWhenUsed="1"/>
+    <w:lsdException w:name="Title" w:uiPriority="7" w:qFormat="1"/>
+    <w:lsdException w:name="toa heading" w:semiHidden="1" w:unhideWhenUsed="1"/>
+    <w:lsdException w:name="toc 1" w:uiPriority="39" w:semiHidden="1" w:unhideWhenUsed="1"/>
+    <w:lsdException w:name="toc 2" w:uiPriority="39" w:semiHidden="1" w:unhideWhenUsed="1"/>
+    <w:lsdException w:name="toc 3" w:uiPriority="39" w:semiHidden="1" w:unhideWhenUsed="1"/>
+    <w:lsdException w:name="toc 4" w:uiPriority="39" w:semiHidden="1" w:unhideWhenUsed="1"/>
+    <w:lsdException w:name="toc 5" w:uiPriority="39" w:semiHidden="1" w:unhideWhenUsed="1"/>
+    <w:lsdException w:name="toc 6" w:uiPriority="39" w:semiHidden="1" w:unhideWhenUsed="1"/>
+    <w:lsdException w:name="toc 7" w:uiPriority="39" w:semiHidden="1" w:unhideWhenUsed="1"/>
+    <w:lsdException w:name="toc 8" w:uiPriority="39" w:semiHidden="1" w:unhideWhenUsed="1"/>
+    <w:lsdException w:name="toc 9" w:uiPriority="39" w:semiHidden="1" w:unhideWhenUsed="1"/>
+    <w:lsdException w:name="TOC Heading" w:uiPriority="39" w:semiHidden="1" w:unhideWhenUsed="1" w:qFormat="1"/>
     <w:lsdException w:name="Unresolved Mention" w:semiHidden="1" w:unhideWhenUsed="1"/>
-    <w:lsdException w:name="Smart Link" w:semiHidden="1" w:unhideWhenUsed="1"/>
   </w:latentStyles>
-  <w:style w:type="paragraph" w:default="1" w:styleId="a">
-    <w:name w:val="Normal"/>
-    <w:qFormat/>
-  </w:style>
   <w:style w:type="paragraph" w:styleId="1">
     <w:name w:val="heading 1"/>
     <w:basedOn w:val="a"/>
     <w:next w:val="a"/>
-    <w:qFormat/>
+    <w:qFormat w:val="1"/>
     <w:pPr>
       <w:spacing w:beforeAutospacing="1" w:afterAutospacing="1"/>
       <w:outlineLvl w:val="0"/>
@@ -598,7 +738,7 @@
     <w:name w:val="heading 2"/>
     <w:basedOn w:val="a"/>
     <w:next w:val="a"/>
-    <w:qFormat/>
+    <w:qFormat w:val="1"/>
     <w:pPr>
       <w:spacing w:beforeAutospacing="1" w:afterAutospacing="1"/>
       <w:outlineLvl w:val="1"/>
@@ -611,7 +751,7 @@
     <w:name w:val="heading 3"/>
     <w:basedOn w:val="a"/>
     <w:next w:val="a"/>
-    <w:qFormat/>
+    <w:qFormat w:val="1"/>
     <w:pPr>
       <w:spacing w:beforeAutospacing="1" w:afterAutospacing="1"/>
       <w:outlineLvl w:val="2"/>
@@ -620,38 +760,42 @@
       <w:sz w:val="28"/>
     </w:rPr>
   </w:style>
-  <w:style w:type="character" w:default="1" w:styleId="a0">
+  <w:style w:type="paragraph" w:styleId="a" w:default="1">
+    <w:name w:val="Normal"/>
+    <w:qFormat w:val="1"/>
+  </w:style>
+  <w:style w:type="character" w:styleId="a0" w:default="1">
     <w:name w:val="Default Paragraph Font"/>
     <w:uiPriority w:val="1"/>
-    <w:semiHidden/>
-    <w:unhideWhenUsed/>
+    <w:semiHidden w:val="1"/>
+    <w:unhideWhenUsed w:val="1"/>
   </w:style>
-  <w:style w:type="table" w:default="1" w:styleId="a1">
+  <w:style w:type="table" w:styleId="a1" w:default="1">
     <w:name w:val="Normal Table"/>
     <w:uiPriority w:val="99"/>
-    <w:semiHidden/>
-    <w:unhideWhenUsed/>
+    <w:semiHidden w:val="1"/>
+    <w:unhideWhenUsed w:val="1"/>
     <w:tblPr>
       <w:tblInd w:w="0" w:type="dxa"/>
       <w:tblCellMar>
         <w:top w:w="0" w:type="dxa"/>
-        <w:left w:w="108" w:type="dxa"/>
+        <w:start w:w="108" w:type="dxa"/>
         <w:bottom w:w="0" w:type="dxa"/>
-        <w:right w:w="108" w:type="dxa"/>
+        <w:end w:w="108" w:type="dxa"/>
       </w:tblCellMar>
     </w:tblPr>
   </w:style>
-  <w:style w:type="numbering" w:default="1" w:styleId="a2">
+  <w:style w:type="numbering" w:styleId="a2" w:default="1">
     <w:name w:val="No List"/>
     <w:uiPriority w:val="99"/>
-    <w:semiHidden/>
-    <w:unhideWhenUsed/>
+    <w:semiHidden w:val="1"/>
+    <w:unhideWhenUsed w:val="1"/>
   </w:style>
   <w:style w:type="character" w:styleId="a3">
     <w:name w:val="Hyperlink"/>
     <w:uiPriority w:val="99"/>
-    <w:semiHidden/>
-    <w:unhideWhenUsed/>
+    <w:semiHidden w:val="1"/>
+    <w:unhideWhenUsed w:val="1"/>
     <w:rPr>
       <w:color w:val="2F69C7"/>
       <w:u w:val="single"/>
@@ -661,13 +805,13 @@
     <w:name w:val="Subtitle"/>
     <w:basedOn w:val="a"/>
     <w:next w:val="a"/>
-    <w:qFormat/>
+    <w:qFormat w:val="1"/>
     <w:pPr>
       <w:spacing w:afterAutospacing="1"/>
     </w:pPr>
     <w:rPr>
+      <w:sz w:val="30"/>
       <w:color w:val="808080"/>
-      <w:sz w:val="30"/>
     </w:rPr>
   </w:style>
   <w:style w:type="table" w:styleId="a5">
@@ -675,12 +819,12 @@
     <w:basedOn w:val="a1"/>
     <w:tblPr>
       <w:tblBorders>
-        <w:top w:val="single" w:sz="6" w:space="0" w:color="000000"/>
-        <w:left w:val="single" w:sz="6" w:space="0" w:color="000000"/>
-        <w:bottom w:val="single" w:sz="6" w:space="0" w:color="000000"/>
-        <w:right w:val="single" w:sz="6" w:space="0" w:color="000000"/>
-        <w:insideH w:val="single" w:sz="6" w:space="0" w:color="000000"/>
-        <w:insideV w:val="single" w:sz="6" w:space="0" w:color="000000"/>
+        <w:top w:val="single" w:color="000000" w:sz="6" w:space="0"/>
+        <w:left w:val="single" w:color="000000" w:sz="6" w:space="0"/>
+        <w:bottom w:val="single" w:color="000000" w:sz="6" w:space="0"/>
+        <w:right w:val="single" w:color="000000" w:sz="6" w:space="0"/>
+        <w:insideH w:val="single" w:color="000000" w:sz="6" w:space="0"/>
+        <w:insideV w:val="single" w:color="000000" w:sz="6" w:space="0"/>
       </w:tblBorders>
     </w:tblPr>
   </w:style>
@@ -688,7 +832,7 @@
     <w:name w:val="Title"/>
     <w:basedOn w:val="a"/>
     <w:next w:val="a"/>
-    <w:qFormat/>
+    <w:qFormat w:val="1"/>
     <w:pPr>
       <w:spacing w:afterAutospacing="1"/>
     </w:pPr>
@@ -700,14 +844,14 @@
 </file>
 
 <file path=word/theme/theme1.xml><?xml version="1.0" encoding="utf-8"?>
-<a:theme xmlns:a="http://schemas.openxmlformats.org/drawingml/2006/main">
+<a:theme xmlns:a="http://schemas.openxmlformats.org/drawingml/2006/main" xmlns:thm15="http://schemas.microsoft.com/office/thememl/2012/main">
   <a:themeElements>
     <a:clrScheme name="Стандартная">
       <a:dk1>
-        <a:sysClr val="windowText" lastClr="000000"/>
+        <a:sysClr lastClr="000000" val="windowText"/>
       </a:dk1>
       <a:lt1>
-        <a:sysClr val="window" lastClr="FFFFFF"/>
+        <a:sysClr lastClr="FFFFFF" val="window"/>
       </a:lt1>
       <a:dk2>
         <a:srgbClr val="44546A"/>
@@ -988,7 +1132,7 @@
   <a:extraClrSchemeLst/>
   <a:extLst>
     <a:ext uri="{05A4C25C-085E-4340-85A3-A5531E510DB2}">
-      <thm15:themeFamily xmlns:thm15="http://schemas.microsoft.com/office/thememl/2012/main" name="Office Theme" id="{62F939B6-93AF-4DB8-9C6B-D6C7DFDC589F}" vid="{4A3C46E8-61CC-4603-A589-7422A47A8E4A}"/>
+      <thm15:themeFamily name="Office Theme" id="{62F939B6-93AF-4DB8-9C6B-D6C7DFDC589F}" vid="{4A3C46E8-61CC-4603-A589-7422A47A8E4A}"/>
     </a:ext>
   </a:extLst>
 </a:theme>
@@ -999,9 +1143,9 @@
 </file>
 
 <file path=customXml/itemProps1.xml><?xml version="1.0" encoding="utf-8"?>
-<ds:datastoreItem xmlns:ds="http://schemas.openxmlformats.org/officeDocument/2006/customXml" ds:itemID="{18266FF8-31FE-0E4B-8F97-0718C7B8FEEC}">
-  <ds:schemaRefs>
-    <ds:schemaRef ds:uri="http://schemas.openxmlformats.org/officeDocument/2006/bibliography"/>
-  </ds:schemaRefs>
-</ds:datastoreItem>
+<customXml:datastoreItem xmlns:customXml="http://schemas.openxmlformats.org/officeDocument/2006/customXml" customXml:itemID="{18266FF8-31FE-0E4B-8F97-0718C7B8FEEC}">
+  <customXml:schemaRefs>
+    <customXml:schemaRef customXml:uri="http://schemas.openxmlformats.org/officeDocument/2006/bibliography"/>
+  </customXml:schemaRefs>
+</customXml:datastoreItem>
 </file>